--- a/Chapter_02_Unit_Systems_and_Dimensional_Analysis.docx
+++ b/Chapter_02_Unit_Systems_and_Dimensional_Analysis.docx
@@ -3641,11 +3641,36 @@
               <w:spacing w:after="80" w:line="280"/>
             </w:pPr>
             <w:r>
+              <w:t xml:space="preserve">Step 3 — Set up: 4.50 </w:t>
+            </w:r>
+            <w:r>
               <w:rPr>
-                <w:b w:val="false"/>
-                <w:bCs w:val="false"/>
+                <w:strike w:val="true"/>
               </w:rPr>
-              <w:t xml:space="preserve">Step 3 — Set up: 4.50 km × (10³ m / 1 km) = 4.50 × 10³ m.</w:t>
+              <w:t>km</w:t>
+            </w:r>
+            <w:r>
+              <w:t xml:space="preserve"> × (10³ m / 1 </w:t>
+            </w:r>
+            <w:r>
+              <w:rPr>
+                <w:strike w:val="true"/>
+              </w:rPr>
+              <w:t>km</w:t>
+            </w:r>
+            <w:r>
+              <w:t>) = 4.50 × 10³ m.</w:t>
+            </w:r>
+          </w:p>
+          <w:p>
+            <w:pPr>
+              <w:spacing w:after="80" w:line="280"/>
+            </w:pPr>
+            <w:r>
+              <w:rPr>
+                <w:i/>
+              </w:rPr>
+              <w:t>Units cancel as marked: "km" cancels against the conversion factor, leaving "m". Three sig figs from "4.50 km".</w:t>
             </w:r>
           </w:p>
           <w:p>
@@ -3761,11 +3786,36 @@
               <w:spacing w:after="80" w:line="280"/>
             </w:pPr>
             <w:r>
+              <w:t xml:space="preserve">Step 3 — 75.0 </w:t>
+            </w:r>
+            <w:r>
               <w:rPr>
-                <w:b w:val="false"/>
-                <w:bCs w:val="false"/>
+                <w:strike w:val="true"/>
               </w:rPr>
-              <w:t xml:space="preserve">Step 3 — 75.0 ft × (12 in / 1 ft) = 900. in (the period denotes the exact 3-sig-fig result).</w:t>
+              <w:t>ft</w:t>
+            </w:r>
+            <w:r>
+              <w:t xml:space="preserve"> × (12 in / 1 </w:t>
+            </w:r>
+            <w:r>
+              <w:rPr>
+                <w:strike w:val="true"/>
+              </w:rPr>
+              <w:t>ft</w:t>
+            </w:r>
+            <w:r>
+              <w:t>) = 900. in (the period denotes the exact 3-sig-fig result).</w:t>
+            </w:r>
+          </w:p>
+          <w:p>
+            <w:pPr>
+              <w:spacing w:after="80" w:line="280"/>
+            </w:pPr>
+            <w:r>
+              <w:rPr>
+                <w:i/>
+              </w:rPr>
+              <w:t>"ft" cancels, leaving "in". The 12 in/ft factor is exact, so the input "75.0 ft" sets the 3 sig figs.</w:t>
             </w:r>
           </w:p>
           <w:p>
@@ -3869,11 +3919,54 @@
               <w:spacing w:after="80" w:line="280"/>
             </w:pPr>
             <w:r>
+              <w:t xml:space="preserve">Step 3 — 165 </w:t>
+            </w:r>
+            <w:r>
               <w:rPr>
-                <w:b w:val="false"/>
-                <w:bCs w:val="false"/>
+                <w:strike w:val="true"/>
               </w:rPr>
-              <w:t xml:space="preserve">Step 3 — 165 lb × (453.59 g / 1 lb) × (1 kg / 10³ g) = 74.84 kg.</w:t>
+              <w:t>lb</w:t>
+            </w:r>
+            <w:r>
+              <w:t xml:space="preserve"> × (453.59 </w:t>
+            </w:r>
+            <w:r>
+              <w:rPr>
+                <w:strike w:val="true"/>
+              </w:rPr>
+              <w:t>g</w:t>
+            </w:r>
+            <w:r>
+              <w:t xml:space="preserve"> / 1 </w:t>
+            </w:r>
+            <w:r>
+              <w:rPr>
+                <w:strike w:val="true"/>
+              </w:rPr>
+              <w:t>lb</w:t>
+            </w:r>
+            <w:r>
+              <w:t xml:space="preserve">) × (1 kg / 10³ </w:t>
+            </w:r>
+            <w:r>
+              <w:rPr>
+                <w:strike w:val="true"/>
+              </w:rPr>
+              <w:t>g</w:t>
+            </w:r>
+            <w:r>
+              <w:t>) = 74.84 kg.</w:t>
+            </w:r>
+          </w:p>
+          <w:p>
+            <w:pPr>
+              <w:spacing w:after="80" w:line="280"/>
+            </w:pPr>
+            <w:r>
+              <w:rPr>
+                <w:i/>
+              </w:rPr>
+              <w:t>Two cancellations: "lb" in step 1, "g" in step 2. Three sig figs from "165 lb" govern the answer.</w:t>
             </w:r>
           </w:p>
           <w:p>
@@ -3989,11 +4082,90 @@
               <w:spacing w:after="80" w:line="280"/>
             </w:pPr>
             <w:r>
+              <w:t xml:space="preserve">Step 3 — 65.0 </w:t>
+            </w:r>
+            <w:r>
               <w:rPr>
-                <w:b w:val="false"/>
-                <w:bCs w:val="false"/>
+                <w:strike w:val="true"/>
               </w:rPr>
-              <w:t xml:space="preserve">Step 3 — 65.0 (mi/h) × (1.609 km / 1 mi) × (10³ m / 1 km) × (1 h / 60 min) × (1 min / 60 s) = ?</w:t>
+              <w:t>mi</w:t>
+            </w:r>
+            <w:r>
+              <w:t>/</w:t>
+            </w:r>
+            <w:r>
+              <w:rPr>
+                <w:strike w:val="true"/>
+              </w:rPr>
+              <w:t>h</w:t>
+            </w:r>
+            <w:r>
+              <w:t xml:space="preserve"> × (1.609 </w:t>
+            </w:r>
+            <w:r>
+              <w:rPr>
+                <w:strike w:val="true"/>
+              </w:rPr>
+              <w:t>km</w:t>
+            </w:r>
+            <w:r>
+              <w:t xml:space="preserve"> / 1 </w:t>
+            </w:r>
+            <w:r>
+              <w:rPr>
+                <w:strike w:val="true"/>
+              </w:rPr>
+              <w:t>mi</w:t>
+            </w:r>
+            <w:r>
+              <w:t xml:space="preserve">) × (10³ m / 1 </w:t>
+            </w:r>
+            <w:r>
+              <w:rPr>
+                <w:strike w:val="true"/>
+              </w:rPr>
+              <w:t>km</w:t>
+            </w:r>
+            <w:r>
+              <w:t xml:space="preserve">) × (1 </w:t>
+            </w:r>
+            <w:r>
+              <w:rPr>
+                <w:strike w:val="true"/>
+              </w:rPr>
+              <w:t>h</w:t>
+            </w:r>
+            <w:r>
+              <w:t xml:space="preserve"> / 60 </w:t>
+            </w:r>
+            <w:r>
+              <w:rPr>
+                <w:strike w:val="true"/>
+              </w:rPr>
+              <w:t>min</w:t>
+            </w:r>
+            <w:r>
+              <w:t xml:space="preserve">) × (1 </w:t>
+            </w:r>
+            <w:r>
+              <w:rPr>
+                <w:strike w:val="true"/>
+              </w:rPr>
+              <w:t>min</w:t>
+            </w:r>
+            <w:r>
+              <w:t xml:space="preserve"> / 60 s) = ?</w:t>
+            </w:r>
+          </w:p>
+          <w:p>
+            <w:pPr>
+              <w:spacing w:after="80" w:line="280"/>
+            </w:pPr>
+            <w:r>
+              <w:rPr>
+                <w:i/>
+              </w:rPr>
+              <w:t>Four pairs cancel: "mi", "km", "h", "min" — leaving "m" in the numerator and "s" in the denominator (m/s).</w:t>
             </w:r>
           </w:p>
           <w:p>
@@ -6447,11 +6619,36 @@
               <w:spacing w:after="80" w:line="280"/>
             </w:pPr>
             <w:r>
+              <w:t xml:space="preserve">Step 3 — V = 250.0 </w:t>
+            </w:r>
+            <w:r>
               <w:rPr>
-                <w:b w:val="false"/>
-                <w:bCs w:val="false"/>
+                <w:strike w:val="true"/>
               </w:rPr>
-              <w:t xml:space="preserve">Step 3 — V = 250.0 g × (1 mL / 13.546 g) = 18.456 mL.</w:t>
+              <w:t>g</w:t>
+            </w:r>
+            <w:r>
+              <w:t xml:space="preserve"> × (1 mL / 13.546 </w:t>
+            </w:r>
+            <w:r>
+              <w:rPr>
+                <w:strike w:val="true"/>
+              </w:rPr>
+              <w:t>g</w:t>
+            </w:r>
+            <w:r>
+              <w:t>) = 18.456 mL.</w:t>
+            </w:r>
+          </w:p>
+          <w:p>
+            <w:pPr>
+              <w:spacing w:after="80" w:line="280"/>
+            </w:pPr>
+            <w:r>
+              <w:rPr>
+                <w:i/>
+              </w:rPr>
+              <w:t>"g" cancels via the inverted density (used to convert mass to volume). Four sig figs throughout.</w:t>
             </w:r>
           </w:p>
           <w:p>
@@ -6567,11 +6764,36 @@
               <w:spacing w:after="80" w:line="280"/>
             </w:pPr>
             <w:r>
+              <w:t xml:space="preserve">Step 3 — m = 250. </w:t>
+            </w:r>
+            <w:r>
               <w:rPr>
-                <w:b w:val="false"/>
-                <w:bCs w:val="false"/>
+                <w:strike w:val="true"/>
               </w:rPr>
-              <w:t xml:space="preserve">Step 3 — m = 250. mL × (0.789 g / 1 mL) = 197.25 g.</w:t>
+              <w:t>mL</w:t>
+            </w:r>
+            <w:r>
+              <w:t xml:space="preserve"> × (0.789 g / 1 </w:t>
+            </w:r>
+            <w:r>
+              <w:rPr>
+                <w:strike w:val="true"/>
+              </w:rPr>
+              <w:t>mL</w:t>
+            </w:r>
+            <w:r>
+              <w:t>) = 197.25 g.</w:t>
+            </w:r>
+          </w:p>
+          <w:p>
+            <w:pPr>
+              <w:spacing w:after="80" w:line="280"/>
+            </w:pPr>
+            <w:r>
+              <w:rPr>
+                <w:i/>
+              </w:rPr>
+              <w:t>"mL" cancels via the density factor. Three sig figs from "250." (the trailing decimal makes the zero significant) and "0.789".</w:t>
             </w:r>
           </w:p>
           <w:p>
@@ -6869,11 +7091,36 @@
               <w:spacing w:after="80" w:line="280"/>
             </w:pPr>
             <w:r>
+              <w:t xml:space="preserve">Step 3 — 90.0 </w:t>
+            </w:r>
+            <w:r>
               <w:rPr>
-                <w:b w:val="false"/>
-                <w:bCs w:val="false"/>
+                <w:strike w:val="true"/>
               </w:rPr>
-              <w:t xml:space="preserve">Step 3 — 90.0 mg × (5.00 mL / 125 mg) = 3.60 mL.</w:t>
+              <w:t>mg</w:t>
+            </w:r>
+            <w:r>
+              <w:t xml:space="preserve"> × (5.00 mL / 125 </w:t>
+            </w:r>
+            <w:r>
+              <w:rPr>
+                <w:strike w:val="true"/>
+              </w:rPr>
+              <w:t>mg</w:t>
+            </w:r>
+            <w:r>
+              <w:t>) = 3.60 mL.</w:t>
+            </w:r>
+          </w:p>
+          <w:p>
+            <w:pPr>
+              <w:spacing w:after="80" w:line="280"/>
+            </w:pPr>
+            <w:r>
+              <w:rPr>
+                <w:i/>
+              </w:rPr>
+              <w:t>"mg" cancels via the dose-concentration factor (125 mg per 5.00 mL inverted). Three sig figs.</w:t>
             </w:r>
           </w:p>
           <w:p>

--- a/Chapter_02_Unit_Systems_and_Dimensional_Analysis.docx
+++ b/Chapter_02_Unit_Systems_and_Dimensional_Analysis.docx
@@ -12813,6 +12813,217 @@
           <w:bCs/>
         </w:rPr>
         <w:t xml:space="preserve">Answer Key: 1-B   2-B   3-A   4-B   5-B   6-C   7-D   8-C   9-A   10-C</w:t>
+      </w:r>
+    </w:p>
+    <w:p>
+      <w:pPr>
+        <w:spacing w:after="120" w:line="300"/>
+      </w:pPr>
+      <w:r>
+        <w:rPr>
+          <w:b/>
+        </w:rPr>
+        <w:t>Answer Key — Worked Rationales</w:t>
+      </w:r>
+    </w:p>
+    <w:p>
+      <w:pPr>
+        <w:spacing w:after="120" w:line="300"/>
+      </w:pPr>
+      <w:r>
+        <w:rPr>
+          <w:b/>
+        </w:rPr>
+        <w:t xml:space="preserve">1. </w:t>
+      </w:r>
+      <w:r>
+        <w:t xml:space="preserve">B. </w:t>
+      </w:r>
+      <w:r>
+        <w:rPr>
+          <w:i/>
+        </w:rPr>
+        <w:t>The kilogram (kg) is the SI base unit of mass; the gram is a derived unit.</w:t>
+      </w:r>
+    </w:p>
+    <w:p>
+      <w:pPr>
+        <w:spacing w:after="120" w:line="300"/>
+      </w:pPr>
+      <w:r>
+        <w:rPr>
+          <w:b/>
+        </w:rPr>
+        <w:t xml:space="preserve">2. </w:t>
+      </w:r>
+      <w:r>
+        <w:t xml:space="preserve">B. </w:t>
+      </w:r>
+      <w:r>
+        <w:rPr>
+          <w:i/>
+        </w:rPr>
+        <w:t>"Micro-" means 10⁻⁶ (e.g., 1 µg = 10⁻⁶ g).</w:t>
+      </w:r>
+    </w:p>
+    <w:p>
+      <w:pPr>
+        <w:spacing w:after="120" w:line="300"/>
+      </w:pPr>
+      <w:r>
+        <w:rPr>
+          <w:b/>
+        </w:rPr>
+        <w:t xml:space="preserve">3. </w:t>
+      </w:r>
+      <w:r>
+        <w:t xml:space="preserve">A. </w:t>
+      </w:r>
+      <w:r>
+        <w:rPr>
+          <w:i/>
+        </w:rPr>
+        <w:t>1 mL ≡ 1 cm³ exactly (the cubic centimetre is the same volume as the millilitre by definition).</w:t>
+      </w:r>
+    </w:p>
+    <w:p>
+      <w:pPr>
+        <w:spacing w:after="120" w:line="300"/>
+      </w:pPr>
+      <w:r>
+        <w:rPr>
+          <w:b/>
+        </w:rPr>
+        <w:t xml:space="preserve">4. </w:t>
+      </w:r>
+      <w:r>
+        <w:t xml:space="preserve">B. </w:t>
+      </w:r>
+      <w:r>
+        <w:rPr>
+          <w:i/>
+        </w:rPr>
+        <w:t>250 cm × (1 m / 100 cm) = 2.50 m; "cm" cancels.</w:t>
+      </w:r>
+    </w:p>
+    <w:p>
+      <w:pPr>
+        <w:spacing w:after="120" w:line="300"/>
+      </w:pPr>
+      <w:r>
+        <w:rPr>
+          <w:b/>
+        </w:rPr>
+        <w:t xml:space="preserve">5. </w:t>
+      </w:r>
+      <w:r>
+        <w:t xml:space="preserve">B. </w:t>
+      </w:r>
+      <w:r>
+        <w:rPr>
+          <w:i/>
+        </w:rPr>
+        <w:t>V = m / ρ = 84.0 g × (1 mL / 4.20 g) = 20.0 mL; "g" cancels.</w:t>
+      </w:r>
+    </w:p>
+    <w:p>
+      <w:pPr>
+        <w:spacing w:after="120" w:line="300"/>
+      </w:pPr>
+      <w:r>
+        <w:rPr>
+          <w:b/>
+        </w:rPr>
+        <w:t xml:space="preserve">6. </w:t>
+      </w:r>
+      <w:r>
+        <w:t xml:space="preserve">C. </w:t>
+      </w:r>
+      <w:r>
+        <w:rPr>
+          <w:i/>
+        </w:rPr>
+        <w:t>An object floats when its density is less than that of the surrounding fluid (Archimedes).</w:t>
+      </w:r>
+    </w:p>
+    <w:p>
+      <w:pPr>
+        <w:spacing w:after="120" w:line="300"/>
+      </w:pPr>
+      <w:r>
+        <w:rPr>
+          <w:b/>
+        </w:rPr>
+        <w:t xml:space="preserve">7. </w:t>
+      </w:r>
+      <w:r>
+        <w:t xml:space="preserve">D. </w:t>
+      </w:r>
+      <w:r>
+        <w:rPr>
+          <w:i/>
+        </w:rPr>
+        <w:t>T_K = T_C + 273.15 = 100 + 273.15 = 373.15 K → 373 K.</w:t>
+      </w:r>
+    </w:p>
+    <w:p>
+      <w:pPr>
+        <w:spacing w:after="120" w:line="300"/>
+      </w:pPr>
+      <w:r>
+        <w:rPr>
+          <w:b/>
+        </w:rPr>
+        <w:t xml:space="preserve">8. </w:t>
+      </w:r>
+      <w:r>
+        <w:t xml:space="preserve">C. </w:t>
+      </w:r>
+      <w:r>
+        <w:rPr>
+          <w:i/>
+        </w:rPr>
+        <w:t>T_F = T_C × 9/5 + 32 = 37 × 9/5 + 32 = 66.6 + 32 = 98.6 °F.</w:t>
+      </w:r>
+    </w:p>
+    <w:p>
+      <w:pPr>
+        <w:spacing w:after="120" w:line="300"/>
+      </w:pPr>
+      <w:r>
+        <w:rPr>
+          <w:b/>
+        </w:rPr>
+        <w:t xml:space="preserve">9. </w:t>
+      </w:r>
+      <w:r>
+        <w:t xml:space="preserve">A. </w:t>
+      </w:r>
+      <w:r>
+        <w:rPr>
+          <w:i/>
+        </w:rPr>
+        <w:t>0.500 lb × (453.59 g / 1 lb) = 226.8 g → 227 g; "lb" cancels.</w:t>
+      </w:r>
+    </w:p>
+    <w:p>
+      <w:pPr>
+        <w:spacing w:after="120" w:line="300"/>
+      </w:pPr>
+      <w:r>
+        <w:rPr>
+          <w:b/>
+        </w:rPr>
+        <w:t xml:space="preserve">10. </w:t>
+      </w:r>
+      <w:r>
+        <w:t xml:space="preserve">C. </w:t>
+      </w:r>
+      <w:r>
+        <w:rPr>
+          <w:i/>
+        </w:rPr>
+        <w:t>Mass of sugar = 480 g × (12.5 g sugar / 100 g sample) = 60.0 g; "g sample" cancels via the percent factor.</w:t>
       </w:r>
     </w:p>
     <w:p>

--- a/Chapter_02_Unit_Systems_and_Dimensional_Analysis.docx
+++ b/Chapter_02_Unit_Systems_and_Dimensional_Analysis.docx
@@ -56,6 +56,17 @@
       </w:pPr>
       <w:r>
         <w:t>This chapter teaches you a single procedure — dimensional analysis — that catches errors like NASA's before they leave the lab notebook. Mastering it is the most important quantitative skill in introductory chemistry. The same procedure also lets you compute densities, convert between metric and English units, change temperature scales, and calculate percent error. By the end of the chapter you will treat units as full-fledged citizens of every calculation, never strangers to be dropped at the end.</w:t>
+      </w:r>
+    </w:p>
+    <w:p>
+      <w:r>
+        <w:rPr>
+          <w:b/>
+        </w:rPr>
+        <w:t xml:space="preserve">Why this matters: </w:t>
+      </w:r>
+      <w:r>
+        <w:t>Dimensional analysis is one of the most-used and much-needed number-manipulation techniques in chemistry. Every quantitative problem in Chapters 8, 9, and 10 — and every quantitative problem in general chemistry, organic chemistry, biochemistry, and physical chemistry that follows — is, at the level of arithmetic, a dimensional-analysis problem. The same factor-label procedure is what a nurse uses to verify a drug dose, what an engineer uses to convert specifications between SI and customary units, and what a researcher uses to check that a published result is dimensionally sane. Master it here and you will spend the rest of your science career applying it, not relearning it.</w:t>
       </w:r>
     </w:p>
     <w:p>
